--- a/Пользовательская Инструкция МПА.docx
+++ b/Пользовательская Инструкция МПА.docx
@@ -1,6 +1,6 @@
 
 <file path=word/document.xml><?xml version="1.0" encoding="utf-8"?>
-<w:document xmlns:wpc="http://schemas.microsoft.com/office/word/2010/wordprocessingCanvas" xmlns:cx="http://schemas.microsoft.com/office/drawing/2014/chartex" xmlns:cx1="http://schemas.microsoft.com/office/drawing/2015/9/8/chartex" xmlns:cx2="http://schemas.microsoft.com/office/drawing/2015/10/21/chartex" xmlns:cx3="http://schemas.microsoft.com/office/drawing/2016/5/9/chartex" xmlns:cx4="http://schemas.microsoft.com/office/drawing/2016/5/10/chartex" xmlns:cx5="http://schemas.microsoft.com/office/drawing/2016/5/11/chartex" xmlns:cx6="http://schemas.microsoft.com/office/drawing/2016/5/12/chartex" xmlns:cx7="http://schemas.microsoft.com/office/drawing/2016/5/13/chartex" xmlns:cx8="http://schemas.microsoft.com/office/drawing/2016/5/14/chartex" xmlns:mc="http://schemas.openxmlformats.org/markup-compatibility/2006" xmlns:aink="http://schemas.microsoft.com/office/drawing/2016/ink" xmlns:am3d="http://schemas.microsoft.com/office/drawing/2017/model3d" xmlns:o="urn:schemas-microsoft-com:office:office" xmlns:oel="http://schemas.microsoft.com/office/2019/extlst" xmlns:r="http://schemas.openxmlformats.org/officeDocument/2006/relationships" xmlns:m="http://schemas.openxmlformats.org/officeDocument/2006/math" xmlns:v="urn:schemas-microsoft-com:vml" xmlns:wp14="http://schemas.microsoft.com/office/word/2010/wordprocessingDrawing" xmlns:wp="http://schemas.openxmlformats.org/drawingml/2006/wordprocessingDrawing" xmlns:w10="urn:schemas-microsoft-com:office:word" xmlns:w="http://schemas.openxmlformats.org/wordprocessingml/2006/main" xmlns:w14="http://schemas.microsoft.com/office/word/2010/wordml" xmlns:w15="http://schemas.microsoft.com/office/word/2012/wordml" xmlns:w16cex="http://schemas.microsoft.com/office/word/2018/wordml/cex" xmlns:w16cid="http://schemas.microsoft.com/office/word/2016/wordml/cid" xmlns:w16="http://schemas.microsoft.com/office/word/2018/wordml" xmlns:w16du="http://schemas.microsoft.com/office/word/2023/wordml/word16du" xmlns:w16sdtdh="http://schemas.microsoft.com/office/word/2020/wordml/sdtdatahash" xmlns:w16sdtfl="http://schemas.microsoft.com/office/word/2024/wordml/sdtformatlock" xmlns:w16se="http://schemas.microsoft.com/office/word/2015/wordml/symex" xmlns:wpg="http://schemas.microsoft.com/office/word/2010/wordprocessingGroup" xmlns:wpi="http://schemas.microsoft.com/office/word/2010/wordprocessingInk" xmlns:wne="http://schemas.microsoft.com/office/word/2006/wordml" xmlns:wps="http://schemas.microsoft.com/office/word/2010/wordprocessingShape" mc:Ignorable="w14 w15 w16se w16cid w16 w16cex w16sdtdh w16sdtfl w16du wp14">
+<w:document xmlns:wpc="http://schemas.microsoft.com/office/word/2010/wordprocessingCanvas" xmlns:cx="http://schemas.microsoft.com/office/drawing/2014/chartex" xmlns:cx1="http://schemas.microsoft.com/office/drawing/2015/9/8/chartex" xmlns:cx2="http://schemas.microsoft.com/office/drawing/2015/10/21/chartex" xmlns:cx3="http://schemas.microsoft.com/office/drawing/2016/5/9/chartex" xmlns:cx4="http://schemas.microsoft.com/office/drawing/2016/5/10/chartex" xmlns:cx5="http://schemas.microsoft.com/office/drawing/2016/5/11/chartex" xmlns:cx6="http://schemas.microsoft.com/office/drawing/2016/5/12/chartex" xmlns:cx7="http://schemas.microsoft.com/office/drawing/2016/5/13/chartex" xmlns:cx8="http://schemas.microsoft.com/office/drawing/2016/5/14/chartex" xmlns:mc="http://schemas.openxmlformats.org/markup-compatibility/2006" xmlns:aink="http://schemas.microsoft.com/office/drawing/2016/ink" xmlns:am3d="http://schemas.microsoft.com/office/drawing/2017/model3d" xmlns:o="urn:schemas-microsoft-com:office:office" xmlns:r="http://schemas.openxmlformats.org/officeDocument/2006/relationships" xmlns:m="http://schemas.openxmlformats.org/officeDocument/2006/math" xmlns:v="urn:schemas-microsoft-com:vml" xmlns:wp14="http://schemas.microsoft.com/office/word/2010/wordprocessingDrawing" xmlns:wp="http://schemas.openxmlformats.org/drawingml/2006/wordprocessingDrawing" xmlns:w10="urn:schemas-microsoft-com:office:word" xmlns:w="http://schemas.openxmlformats.org/wordprocessingml/2006/main" xmlns:w14="http://schemas.microsoft.com/office/word/2010/wordml" xmlns:w15="http://schemas.microsoft.com/office/word/2012/wordml" xmlns:w16cex="http://schemas.microsoft.com/office/word/2018/wordml/cex" xmlns:w16cid="http://schemas.microsoft.com/office/word/2016/wordml/cid" xmlns:w16="http://schemas.microsoft.com/office/word/2018/wordml" xmlns:w16sdtdh="http://schemas.microsoft.com/office/word/2020/wordml/sdtdatahash" xmlns:w16se="http://schemas.microsoft.com/office/word/2015/wordml/symex" xmlns:wpg="http://schemas.microsoft.com/office/word/2010/wordprocessingGroup" xmlns:wpi="http://schemas.microsoft.com/office/word/2010/wordprocessingInk" xmlns:wne="http://schemas.microsoft.com/office/word/2006/wordml" xmlns:wps="http://schemas.microsoft.com/office/word/2010/wordprocessingShape" mc:Ignorable="w14 w15 w16se w16cid w16 w16cex w16sdtdh wp14">
   <w:body>
     <w:sdt>
       <w:sdtPr>
@@ -2151,27 +2151,70 @@
     </w:p>
     <w:p>
       <w:pPr>
-        <w:pStyle w:val="a3"/>
+        <w:pStyle w:val="2"/>
         <w:numPr>
           <w:ilvl w:val="0"/>
-          <w:numId w:val="10"/>
+          <w:numId w:val="4"/>
         </w:numPr>
-        <w:ind w:left="0" w:firstLine="709"/>
-      </w:pPr>
-      <w:r>
-        <w:t>Если в документе есть какие-то новые, еще не переданные в модель данные (контрагент, вид движения, операция или что-то еще), программа выдаст сообщение следующего вида:</w:t>
-      </w:r>
-    </w:p>
-    <w:p>
+        <w:rPr>
+          <w:rFonts w:ascii="Times New Roman" w:eastAsia="Times New Roman" w:hAnsi="Times New Roman" w:cs="Times New Roman"/>
+          <w:b/>
+          <w:color w:val="000000"/>
+          <w:sz w:val="28"/>
+          <w:szCs w:val="28"/>
+        </w:rPr>
+      </w:pPr>
+      <w:bookmarkStart w:id="3" w:name="_Toc189124486"/>
+      <w:r>
+        <w:rPr>
+          <w:rFonts w:ascii="Times New Roman" w:eastAsia="Times New Roman" w:hAnsi="Times New Roman" w:cs="Times New Roman"/>
+          <w:b/>
+          <w:color w:val="000000"/>
+          <w:sz w:val="28"/>
+          <w:szCs w:val="28"/>
+        </w:rPr>
+        <w:t>Формирование отчета</w:t>
+      </w:r>
+      <w:bookmarkEnd w:id="3"/>
+    </w:p>
+    <w:p>
+      <w:pPr>
+        <w:pStyle w:val="a3"/>
+        <w:ind w:left="360"/>
+        <w:rPr>
+          <w:b/>
+          <w:bCs/>
+        </w:rPr>
+      </w:pPr>
+    </w:p>
+    <w:p>
+      <w:pPr>
+        <w:pStyle w:val="a3"/>
+        <w:numPr>
+          <w:ilvl w:val="0"/>
+          <w:numId w:val="11"/>
+        </w:numPr>
+        <w:ind w:left="0" w:firstLine="360"/>
+      </w:pPr>
+      <w:r>
+        <w:t>Чтобы открыть отчет следует на Рабочем столе экономиста перейти на вкладку Распределенные, нажать кнопку «Еще» и выбрать Отчет о различиях распределений.</w:t>
+      </w:r>
+    </w:p>
+    <w:p>
+      <w:pPr>
+        <w:pStyle w:val="a3"/>
+        <w:ind w:left="0"/>
+      </w:pPr>
       <w:r>
         <w:rPr>
           <w:noProof/>
         </w:rPr>
+        <w:lastRenderedPageBreak/>
         <w:drawing>
-          <wp:inline distT="0" distB="0" distL="0" distR="0" wp14:anchorId="1F8FDAFE" wp14:editId="2786A596">
-            <wp:extent cx="5940425" cy="3529330"/>
-            <wp:effectExtent l="0" t="0" r="3175" b="0"/>
-            <wp:docPr id="16" name="Рисунок 16"/>
+          <wp:inline distT="0" distB="0" distL="0" distR="0" wp14:anchorId="56101A28" wp14:editId="1BBC32D5">
+            <wp:extent cx="5940425" cy="3727450"/>
+            <wp:effectExtent l="0" t="0" r="3175" b="6350"/>
+            <wp:docPr id="10" name="Рисунок 10"/>
             <wp:cNvGraphicFramePr>
               <a:graphicFrameLocks xmlns:a="http://schemas.openxmlformats.org/drawingml/2006/main" noChangeAspect="1"/>
             </wp:cNvGraphicFramePr>
@@ -2191,7 +2234,7 @@
                   <pic:spPr>
                     <a:xfrm>
                       <a:off x="0" y="0"/>
-                      <a:ext cx="5940425" cy="3529330"/>
+                      <a:ext cx="5940425" cy="3727450"/>
                     </a:xfrm>
                     <a:prstGeom prst="rect">
                       <a:avLst/>
@@ -2206,68 +2249,8 @@
     </w:p>
     <w:p>
       <w:pPr>
-        <w:ind w:left="360"/>
-      </w:pPr>
-      <w:r>
-        <w:lastRenderedPageBreak/>
-        <w:t>В этом случае следует выбрать, переобучить ли модель после ручного распределения или нет. Нажать соответствующую кнопку и сделать ручное распределение. После этого, в зависимости от выбора, система сделает следующее:</w:t>
-      </w:r>
-    </w:p>
-    <w:p>
-      <w:pPr>
-        <w:ind w:left="360"/>
-      </w:pPr>
-      <w:r>
-        <w:t>- В случае, если выбрали «Да»: после проведения документа система автоматически запустит переобучение модели. Переобучение модели может занимать до нескольких минут. В течение этого времени функция «Распределись с ИПА» будет недоступна.</w:t>
-      </w:r>
-    </w:p>
-    <w:p>
-      <w:pPr>
-        <w:ind w:left="360"/>
-      </w:pPr>
-      <w:r>
-        <w:t>- в случае, если выбрали «Нет»: после проведения документа</w:t>
-      </w:r>
-      <w:r>
-        <w:t xml:space="preserve"> переобучение не будет запущено и функция «Распределить с ИПА» будет доступно сразу же. Переобучение модели с новыми данными будет запущенно автоматически по расписанию, установленному ранее.</w:t>
-      </w:r>
-    </w:p>
-    <w:p>
-      <w:pPr>
-        <w:pStyle w:val="2"/>
-        <w:numPr>
-          <w:ilvl w:val="0"/>
-          <w:numId w:val="4"/>
-        </w:numPr>
-        <w:rPr>
-          <w:rFonts w:ascii="Times New Roman" w:eastAsia="Times New Roman" w:hAnsi="Times New Roman" w:cs="Times New Roman"/>
-          <w:b/>
-          <w:color w:val="000000"/>
-          <w:sz w:val="28"/>
-          <w:szCs w:val="28"/>
-        </w:rPr>
-      </w:pPr>
-      <w:bookmarkStart w:id="3" w:name="_Toc189124486"/>
-      <w:r>
-        <w:rPr>
-          <w:rFonts w:ascii="Times New Roman" w:eastAsia="Times New Roman" w:hAnsi="Times New Roman" w:cs="Times New Roman"/>
-          <w:b/>
-          <w:color w:val="000000"/>
-          <w:sz w:val="28"/>
-          <w:szCs w:val="28"/>
-        </w:rPr>
-        <w:t>Формирование отчета</w:t>
-      </w:r>
-      <w:bookmarkEnd w:id="3"/>
-    </w:p>
-    <w:p>
-      <w:pPr>
-        <w:pStyle w:val="a3"/>
-        <w:ind w:left="360"/>
-        <w:rPr>
-          <w:b/>
-          <w:bCs/>
-        </w:rPr>
+        <w:pStyle w:val="a3"/>
+        <w:ind w:left="0"/>
       </w:pPr>
     </w:p>
     <w:p>
@@ -2277,10 +2260,9 @@
           <w:ilvl w:val="0"/>
           <w:numId w:val="11"/>
         </w:numPr>
-        <w:ind w:left="0" w:firstLine="360"/>
-      </w:pPr>
-      <w:r>
-        <w:t>Чтобы открыть отчет следует на Рабочем столе экономиста перейти на вкладку Распределенные, нажать кнопку «Еще» и выбрать Отчет о различиях распределений.</w:t>
+      </w:pPr>
+      <w:r>
+        <w:t xml:space="preserve">В отчет выводятся только те строки, в которых есть различия между Ручным и Автоматическим распределением. </w:t>
       </w:r>
     </w:p>
     <w:p>
@@ -2293,10 +2275,10 @@
           <w:noProof/>
         </w:rPr>
         <w:drawing>
-          <wp:inline distT="0" distB="0" distL="0" distR="0" wp14:anchorId="56101A28" wp14:editId="1BBC32D5">
-            <wp:extent cx="5940425" cy="3727450"/>
-            <wp:effectExtent l="0" t="0" r="3175" b="6350"/>
-            <wp:docPr id="10" name="Рисунок 10"/>
+          <wp:inline distT="0" distB="0" distL="0" distR="0" wp14:anchorId="5599F39F" wp14:editId="67A19FA3">
+            <wp:extent cx="5940425" cy="4356735"/>
+            <wp:effectExtent l="0" t="0" r="3175" b="5715"/>
+            <wp:docPr id="15" name="Рисунок 15"/>
             <wp:cNvGraphicFramePr>
               <a:graphicFrameLocks xmlns:a="http://schemas.openxmlformats.org/drawingml/2006/main" noChangeAspect="1"/>
             </wp:cNvGraphicFramePr>
@@ -2316,7 +2298,7 @@
                   <pic:spPr>
                     <a:xfrm>
                       <a:off x="0" y="0"/>
-                      <a:ext cx="5940425" cy="3727450"/>
+                      <a:ext cx="5940425" cy="4356735"/>
                     </a:xfrm>
                     <a:prstGeom prst="rect">
                       <a:avLst/>
@@ -2338,13 +2320,109 @@
     <w:p>
       <w:pPr>
         <w:pStyle w:val="a3"/>
+        <w:ind w:left="0"/>
+      </w:pPr>
+      <w:r>
+        <w:t xml:space="preserve">В отчете отображается: </w:t>
+      </w:r>
+    </w:p>
+    <w:p>
+      <w:pPr>
+        <w:pStyle w:val="a3"/>
+        <w:ind w:left="0"/>
+      </w:pPr>
+      <w:r>
+        <w:lastRenderedPageBreak/>
+        <w:t xml:space="preserve">- Показывать цену и количество. Если снять зеленую галочку, что цена и количество отображаться не будут, что сделает отчет более удобным для анализирования расхождений именно по СтатьяДДС, ДетализацияДДС и Год Урожая. </w:t>
+      </w:r>
+    </w:p>
+    <w:p>
+      <w:pPr>
+        <w:pStyle w:val="a3"/>
+        <w:ind w:left="0"/>
+      </w:pPr>
+      <w:r>
+        <w:t>- Статистика отчета: сколько документов всего было распределено с помощью МПА и сколько из них имеют расхождения с ручным рапредлением.</w:t>
+      </w:r>
+    </w:p>
+    <w:p>
+      <w:pPr>
+        <w:pStyle w:val="a3"/>
+        <w:ind w:left="0"/>
+      </w:pPr>
+      <w:r>
+        <w:t>- Отчет сформирован по группам: «Приход - касса», «Расход - касса», «Поступление - банк», «Списание - банк». Группы можно свернуть/развернуть, если нажать кнопку «-»/«+»</w:t>
+      </w:r>
+    </w:p>
+    <w:p>
+      <w:pPr>
+        <w:pStyle w:val="a3"/>
+        <w:ind w:left="0"/>
+      </w:pPr>
+      <w:r>
+        <w:t>- В расхождения документа красным выделены только значения в Автоматическом распределении и только те ячейки, которые отличаются от Ручного.</w:t>
+      </w:r>
+    </w:p>
+    <w:p>
+      <w:pPr>
+        <w:pStyle w:val="a3"/>
+        <w:ind w:left="0"/>
+      </w:pPr>
+    </w:p>
+    <w:p>
+      <w:pPr>
+        <w:pStyle w:val="a3"/>
+        <w:ind w:left="0"/>
+      </w:pPr>
+    </w:p>
+    <w:p>
+      <w:pPr>
+        <w:pStyle w:val="2"/>
         <w:numPr>
           <w:ilvl w:val="0"/>
-          <w:numId w:val="11"/>
+          <w:numId w:val="4"/>
         </w:numPr>
-      </w:pPr>
-      <w:r>
-        <w:t xml:space="preserve">В отчет выводятся только те строки, в которых есть различия между Ручным и Автоматическим распределением. </w:t>
+        <w:rPr>
+          <w:rFonts w:ascii="Times New Roman" w:eastAsia="Times New Roman" w:hAnsi="Times New Roman" w:cs="Times New Roman"/>
+          <w:b/>
+          <w:color w:val="000000"/>
+          <w:sz w:val="28"/>
+          <w:szCs w:val="28"/>
+        </w:rPr>
+      </w:pPr>
+      <w:bookmarkStart w:id="4" w:name="_Toc189124487"/>
+      <w:r>
+        <w:rPr>
+          <w:rFonts w:ascii="Times New Roman" w:eastAsia="Times New Roman" w:hAnsi="Times New Roman" w:cs="Times New Roman"/>
+          <w:b/>
+          <w:color w:val="000000"/>
+          <w:sz w:val="28"/>
+          <w:szCs w:val="28"/>
+        </w:rPr>
+        <w:t>Администрирование модели</w:t>
+      </w:r>
+      <w:bookmarkEnd w:id="4"/>
+      <w:r>
+        <w:rPr>
+          <w:rFonts w:ascii="Times New Roman" w:eastAsia="Times New Roman" w:hAnsi="Times New Roman" w:cs="Times New Roman"/>
+          <w:b/>
+          <w:color w:val="000000"/>
+          <w:sz w:val="28"/>
+          <w:szCs w:val="28"/>
+        </w:rPr>
+        <w:t>.</w:t>
+      </w:r>
+    </w:p>
+    <w:p>
+      <w:pPr>
+        <w:pStyle w:val="a3"/>
+        <w:numPr>
+          <w:ilvl w:val="0"/>
+          <w:numId w:val="12"/>
+        </w:numPr>
+      </w:pPr>
+      <w:r>
+        <w:t>Чтобы начать администрирование модуля следует открыть Рабочий стол экономиста, перейти на вкладку Распределенные и нажать иконку в виде «шестренки»:</w:t>
       </w:r>
     </w:p>
     <w:p>
@@ -2356,12 +2434,11 @@
         <w:rPr>
           <w:noProof/>
         </w:rPr>
-        <w:lastRenderedPageBreak/>
         <w:drawing>
-          <wp:inline distT="0" distB="0" distL="0" distR="0" wp14:anchorId="5599F39F" wp14:editId="67A19FA3">
-            <wp:extent cx="5940425" cy="4356735"/>
-            <wp:effectExtent l="0" t="0" r="3175" b="5715"/>
-            <wp:docPr id="15" name="Рисунок 15"/>
+          <wp:inline distT="0" distB="0" distL="0" distR="0" wp14:anchorId="7055CE02" wp14:editId="05B42DB3">
+            <wp:extent cx="5940425" cy="2583815"/>
+            <wp:effectExtent l="0" t="0" r="3175" b="6985"/>
+            <wp:docPr id="11" name="Рисунок 11"/>
             <wp:cNvGraphicFramePr>
               <a:graphicFrameLocks xmlns:a="http://schemas.openxmlformats.org/drawingml/2006/main" noChangeAspect="1"/>
             </wp:cNvGraphicFramePr>
@@ -2381,7 +2458,7 @@
                   <pic:spPr>
                     <a:xfrm>
                       <a:off x="0" y="0"/>
-                      <a:ext cx="5940425" cy="4356735"/>
+                      <a:ext cx="5940425" cy="2583815"/>
                     </a:xfrm>
                     <a:prstGeom prst="rect">
                       <a:avLst/>
@@ -2406,7 +2483,7 @@
         <w:ind w:left="0"/>
       </w:pPr>
       <w:r>
-        <w:t xml:space="preserve">В отчете отображается: </w:t>
+        <w:t xml:space="preserve">Откроется панель настроек. </w:t>
       </w:r>
     </w:p>
     <w:p>
@@ -2414,9 +2491,6 @@
         <w:pStyle w:val="a3"/>
         <w:ind w:left="0"/>
       </w:pPr>
-      <w:r>
-        <w:t xml:space="preserve">- Показывать цену и количество. Если снять зеленую галочку, что цена и количество отображаться не будут, что сделает отчет более удобным для анализирования расхождений именно по СтатьяДДС, ДетализацияДДС и Год Урожая. </w:t>
-      </w:r>
     </w:p>
     <w:p>
       <w:pPr>
@@ -2424,104 +2498,11 @@
         <w:ind w:left="0"/>
       </w:pPr>
       <w:r>
-        <w:t>- Статистика отчета: сколько документов всего было распределено с помощью МПА и сколько из них имеют расхождения с ручным рапредлением.</w:t>
-      </w:r>
-    </w:p>
-    <w:p>
-      <w:pPr>
-        <w:pStyle w:val="a3"/>
-        <w:ind w:left="0"/>
-      </w:pPr>
-      <w:r>
-        <w:t>- Отчет сформирован по группам: «Приход - касса», «Расход - касса», «Поступление - банк», «Списание - банк». Группы можно свернуть/развернуть, если нажать кнопку «-»/«+»</w:t>
-      </w:r>
-    </w:p>
-    <w:p>
-      <w:pPr>
-        <w:pStyle w:val="a3"/>
-        <w:ind w:left="0"/>
-      </w:pPr>
-      <w:r>
-        <w:t>- В расхождения документа красным выделены только значения в Автоматическом распределении и только те ячейки, которые отличаются от Ручного.</w:t>
-      </w:r>
-    </w:p>
-    <w:p>
-      <w:pPr>
-        <w:pStyle w:val="a3"/>
-        <w:ind w:left="0"/>
-      </w:pPr>
-    </w:p>
-    <w:p>
-      <w:pPr>
-        <w:pStyle w:val="a3"/>
-        <w:ind w:left="0"/>
-      </w:pPr>
-    </w:p>
-    <w:p>
-      <w:pPr>
-        <w:pStyle w:val="2"/>
-        <w:numPr>
-          <w:ilvl w:val="0"/>
-          <w:numId w:val="4"/>
-        </w:numPr>
-        <w:rPr>
-          <w:rFonts w:ascii="Times New Roman" w:eastAsia="Times New Roman" w:hAnsi="Times New Roman" w:cs="Times New Roman"/>
-          <w:b/>
-          <w:color w:val="000000"/>
-          <w:sz w:val="28"/>
-          <w:szCs w:val="28"/>
-        </w:rPr>
-      </w:pPr>
-      <w:bookmarkStart w:id="4" w:name="_Toc189124487"/>
-      <w:r>
-        <w:rPr>
-          <w:rFonts w:ascii="Times New Roman" w:eastAsia="Times New Roman" w:hAnsi="Times New Roman" w:cs="Times New Roman"/>
-          <w:b/>
-          <w:color w:val="000000"/>
-          <w:sz w:val="28"/>
-          <w:szCs w:val="28"/>
-        </w:rPr>
-        <w:t>Администрирование модели</w:t>
-      </w:r>
-      <w:bookmarkEnd w:id="4"/>
-      <w:r>
-        <w:rPr>
-          <w:rFonts w:ascii="Times New Roman" w:eastAsia="Times New Roman" w:hAnsi="Times New Roman" w:cs="Times New Roman"/>
-          <w:b/>
-          <w:color w:val="000000"/>
-          <w:sz w:val="28"/>
-          <w:szCs w:val="28"/>
-        </w:rPr>
-        <w:t>.</w:t>
-      </w:r>
-    </w:p>
-    <w:p>
-      <w:pPr>
-        <w:pStyle w:val="a3"/>
-        <w:numPr>
-          <w:ilvl w:val="0"/>
-          <w:numId w:val="12"/>
-        </w:numPr>
-      </w:pPr>
-      <w:r>
-        <w:t>Чтобы начать администрирование модуля следует открыть Рабочий стол экономиста, перейти на вкладку Распределенные и нажать иконку в виде «шестренки»:</w:t>
-      </w:r>
-    </w:p>
-    <w:p>
-      <w:pPr>
-        <w:pStyle w:val="a3"/>
-        <w:ind w:left="0"/>
-      </w:pPr>
-      <w:r>
-        <w:rPr>
-          <w:noProof/>
-        </w:rPr>
-        <w:lastRenderedPageBreak/>
         <w:drawing>
-          <wp:inline distT="0" distB="0" distL="0" distR="0" wp14:anchorId="7055CE02" wp14:editId="05B42DB3">
-            <wp:extent cx="5940425" cy="2583815"/>
+          <wp:inline distT="0" distB="0" distL="0" distR="0" wp14:anchorId="39BEB633" wp14:editId="1EF0DAA3">
+            <wp:extent cx="5940425" cy="1688465"/>
             <wp:effectExtent l="0" t="0" r="3175" b="6985"/>
-            <wp:docPr id="11" name="Рисунок 11"/>
+            <wp:docPr id="12" name="Рисунок 12"/>
             <wp:cNvGraphicFramePr>
               <a:graphicFrameLocks xmlns:a="http://schemas.openxmlformats.org/drawingml/2006/main" noChangeAspect="1"/>
             </wp:cNvGraphicFramePr>
@@ -2541,7 +2522,7 @@
                   <pic:spPr>
                     <a:xfrm>
                       <a:off x="0" y="0"/>
-                      <a:ext cx="5940425" cy="2583815"/>
+                      <a:ext cx="5940425" cy="1688465"/>
                     </a:xfrm>
                     <a:prstGeom prst="rect">
                       <a:avLst/>
@@ -2559,74 +2540,10 @@
         <w:pStyle w:val="a3"/>
         <w:ind w:left="0"/>
       </w:pPr>
-    </w:p>
-    <w:p>
-      <w:pPr>
-        <w:pStyle w:val="a3"/>
-        <w:ind w:left="0"/>
-      </w:pPr>
-      <w:r>
-        <w:t xml:space="preserve">Откроется панель настроек. </w:t>
-      </w:r>
-    </w:p>
-    <w:p>
-      <w:pPr>
-        <w:pStyle w:val="a3"/>
-        <w:ind w:left="0"/>
-      </w:pPr>
-    </w:p>
-    <w:p>
-      <w:pPr>
-        <w:pStyle w:val="a3"/>
-        <w:ind w:left="0"/>
-      </w:pPr>
       <w:r>
         <w:rPr>
           <w:noProof/>
         </w:rPr>
-        <w:drawing>
-          <wp:inline distT="0" distB="0" distL="0" distR="0" wp14:anchorId="1BE2CEB3" wp14:editId="737008C7">
-            <wp:extent cx="5940425" cy="1497965"/>
-            <wp:effectExtent l="0" t="0" r="3175" b="6985"/>
-            <wp:docPr id="534495409" name="Рисунок 1"/>
-            <wp:cNvGraphicFramePr>
-              <a:graphicFrameLocks xmlns:a="http://schemas.openxmlformats.org/drawingml/2006/main" noChangeAspect="1"/>
-            </wp:cNvGraphicFramePr>
-            <a:graphic xmlns:a="http://schemas.openxmlformats.org/drawingml/2006/main">
-              <a:graphicData uri="http://schemas.openxmlformats.org/drawingml/2006/picture">
-                <pic:pic xmlns:pic="http://schemas.openxmlformats.org/drawingml/2006/picture">
-                  <pic:nvPicPr>
-                    <pic:cNvPr id="534495409" name=""/>
-                    <pic:cNvPicPr/>
-                  </pic:nvPicPr>
-                  <pic:blipFill>
-                    <a:blip r:embed="rId20"/>
-                    <a:stretch>
-                      <a:fillRect/>
-                    </a:stretch>
-                  </pic:blipFill>
-                  <pic:spPr>
-                    <a:xfrm>
-                      <a:off x="0" y="0"/>
-                      <a:ext cx="5940425" cy="1497965"/>
-                    </a:xfrm>
-                    <a:prstGeom prst="rect">
-                      <a:avLst/>
-                    </a:prstGeom>
-                  </pic:spPr>
-                </pic:pic>
-              </a:graphicData>
-            </a:graphic>
-          </wp:inline>
-        </w:drawing>
-      </w:r>
-    </w:p>
-    <w:p>
-      <w:pPr>
-        <w:pStyle w:val="a3"/>
-        <w:ind w:left="0"/>
-      </w:pPr>
-      <w:r>
         <w:drawing>
           <wp:inline distT="0" distB="0" distL="0" distR="0" wp14:anchorId="4B2793D4" wp14:editId="161150FA">
             <wp:extent cx="4326993" cy="1358458"/>
@@ -2643,7 +2560,7 @@
                     <pic:cNvPicPr/>
                   </pic:nvPicPr>
                   <pic:blipFill>
-                    <a:blip r:embed="rId21"/>
+                    <a:blip r:embed="rId20"/>
                     <a:stretch>
                       <a:fillRect/>
                     </a:stretch>
@@ -2674,6 +2591,7 @@
           <w:b/>
           <w:bCs/>
         </w:rPr>
+        <w:lastRenderedPageBreak/>
         <w:t>Проверить соединение</w:t>
       </w:r>
       <w:r>
@@ -2694,505 +2612,480 @@
           <w:b/>
           <w:bCs/>
           <w:color w:val="FF0000"/>
+        </w:rPr>
+      </w:pPr>
+      <w:r>
+        <w:rPr>
+          <w:b/>
+          <w:bCs/>
+        </w:rPr>
+        <w:t>Получить статус</w:t>
+      </w:r>
+      <w:r>
+        <w:t xml:space="preserve"> – проверить статус модели: «Модель не обучена», «Модель в процессе обучения», «Модель обучена</w:t>
+      </w:r>
+      <w:r>
+        <w:t>»</w:t>
+      </w:r>
+      <w:r>
+        <w:t xml:space="preserve">. </w:t>
+      </w:r>
+      <w:r>
+        <w:rPr>
+          <w:b/>
+          <w:bCs/>
+          <w:color w:val="FF0000"/>
+        </w:rPr>
+        <w:t xml:space="preserve">Важно: работать с МПА можно только в случае, если статус </w:t>
+      </w:r>
+      <w:r>
+        <w:rPr>
+          <w:b/>
+          <w:bCs/>
+          <w:color w:val="FF0000"/>
+        </w:rPr>
+        <w:t xml:space="preserve">- </w:t>
+      </w:r>
+      <w:r>
+        <w:rPr>
+          <w:b/>
+          <w:bCs/>
+          <w:color w:val="FF0000"/>
+        </w:rPr>
+        <w:t>«Модель обучена».</w:t>
+      </w:r>
+    </w:p>
+    <w:p>
+      <w:pPr>
+        <w:pStyle w:val="a3"/>
+        <w:ind w:left="0"/>
+        <w:rPr>
+          <w:color w:val="FF0000"/>
+        </w:rPr>
+      </w:pPr>
+      <w:r>
+        <w:t xml:space="preserve">Также </w:t>
+      </w:r>
+      <w:r>
+        <w:t xml:space="preserve">если статус модели равен «Модель обучена», </w:t>
+      </w:r>
+      <w:r>
+        <w:t xml:space="preserve">при получении статуса выводится информация о точности предсказания модели </w:t>
+      </w:r>
+      <w:r>
+        <w:t>в процентах.</w:t>
+      </w:r>
+    </w:p>
+    <w:p>
+      <w:pPr>
+        <w:pStyle w:val="a3"/>
+        <w:ind w:left="0"/>
+        <w:rPr>
+          <w:b/>
+          <w:bCs/>
+          <w:color w:val="FF0000"/>
+        </w:rPr>
+      </w:pPr>
+    </w:p>
+    <w:p>
+      <w:pPr>
+        <w:pStyle w:val="a3"/>
+        <w:ind w:left="0"/>
+      </w:pPr>
+      <w:r>
+        <w:rPr>
+          <w:b/>
+          <w:bCs/>
+        </w:rPr>
+        <w:t xml:space="preserve">Получить версию </w:t>
+      </w:r>
+      <w:r>
+        <w:t xml:space="preserve">– узнать версию модели на модуле </w:t>
+      </w:r>
+      <w:r>
+        <w:rPr>
           <w:lang w:val="en-US"/>
         </w:rPr>
-      </w:pPr>
-      <w:r>
-        <w:rPr>
-          <w:b/>
-          <w:bCs/>
-        </w:rPr>
-        <w:t>Получить статус</w:t>
-      </w:r>
-      <w:r>
-        <w:t xml:space="preserve"> – проверить статус модели: «Модель не обучена», «Модель в процессе обучения», «Модель обучена</w:t>
-      </w:r>
-      <w:r>
-        <w:t>»</w:t>
+        <w:t>Python</w:t>
+      </w:r>
+    </w:p>
+    <w:p>
+      <w:pPr>
+        <w:pStyle w:val="a3"/>
+        <w:ind w:left="0"/>
+      </w:pPr>
+    </w:p>
+    <w:p>
+      <w:pPr>
+        <w:pStyle w:val="a3"/>
+        <w:ind w:left="0"/>
+      </w:pPr>
+      <w:r>
+        <w:rPr>
+          <w:b/>
+          <w:bCs/>
+        </w:rPr>
+        <w:t xml:space="preserve">Сохранить данные базы </w:t>
+      </w:r>
+      <w:r>
+        <w:t>– сохранить данные текущей базы в базу данных для обучения модели. После этого статус модели смениться на «Были добавленные новые данные, следует переобучить модель». Чтобы новые данные попали в модель, следует заново запустить «Обучение модели».</w:t>
+      </w:r>
+    </w:p>
+    <w:p>
+      <w:pPr>
+        <w:pStyle w:val="a3"/>
+        <w:ind w:left="0"/>
+      </w:pPr>
+    </w:p>
+    <w:p>
+      <w:pPr>
+        <w:pStyle w:val="a3"/>
+        <w:ind w:left="0"/>
+      </w:pPr>
+      <w:r>
+        <w:rPr>
+          <w:b/>
+          <w:bCs/>
+        </w:rPr>
+        <w:t>Обучение модели</w:t>
+      </w:r>
+      <w:r>
+        <w:t xml:space="preserve"> – провести обучение модели.</w:t>
+      </w:r>
+      <w:r>
+        <w:t xml:space="preserve"> После успешного обучения статус модели смениться на «Модель обучена».</w:t>
+      </w:r>
+    </w:p>
+    <w:p>
+      <w:pPr>
+        <w:pStyle w:val="a3"/>
+        <w:ind w:left="0"/>
+      </w:pPr>
+    </w:p>
+    <w:p>
+      <w:pPr>
+        <w:pStyle w:val="a3"/>
+        <w:ind w:left="0"/>
+      </w:pPr>
+      <w:r>
+        <w:rPr>
+          <w:b/>
+          <w:bCs/>
+        </w:rPr>
+        <w:t>Сбросить обучение</w:t>
+      </w:r>
+      <w:r>
+        <w:t xml:space="preserve"> – сбросить обучение модели. Это может быть необходимо, если в процессе обучения произошли какие-то ошибки в модели или появились проблемы со связью с сервером.</w:t>
+      </w:r>
+      <w:r>
+        <w:t xml:space="preserve"> Рекомендуется использовать при получении ошибки при обучении модели.</w:t>
+      </w:r>
+      <w:r>
+        <w:t xml:space="preserve"> </w:t>
+      </w:r>
+    </w:p>
+    <w:p>
+      <w:pPr>
+        <w:pStyle w:val="a3"/>
+        <w:ind w:left="0"/>
+      </w:pPr>
+    </w:p>
+    <w:p>
+      <w:pPr>
+        <w:pStyle w:val="a3"/>
+        <w:ind w:left="0"/>
+      </w:pPr>
+      <w:r>
+        <w:rPr>
+          <w:b/>
+          <w:bCs/>
+        </w:rPr>
+        <w:t>Удалить данные базы из</w:t>
+      </w:r>
+      <w:r>
+        <w:rPr>
+          <w:b/>
+          <w:bCs/>
+        </w:rPr>
+        <w:t xml:space="preserve"> модели</w:t>
+      </w:r>
+      <w:r>
+        <w:t xml:space="preserve"> – удалить данные текущей базы из базы данных модели. </w:t>
+      </w:r>
+      <w:r>
+        <w:t>Если в дальнейшем не требуется использование этих данных в модели, то следует переобучить модель.</w:t>
+      </w:r>
+    </w:p>
+    <w:p>
+      <w:pPr>
+        <w:pStyle w:val="a3"/>
+        <w:ind w:left="0"/>
+      </w:pPr>
+    </w:p>
+    <w:p>
+      <w:pPr>
+        <w:pStyle w:val="a3"/>
+        <w:ind w:left="0"/>
+      </w:pPr>
+      <w:r>
+        <w:rPr>
+          <w:b/>
+          <w:bCs/>
+        </w:rPr>
+        <w:t>Удалить данные всех баз из</w:t>
+      </w:r>
+      <w:r>
+        <w:rPr>
+          <w:b/>
+          <w:bCs/>
+        </w:rPr>
+        <w:t xml:space="preserve"> модели</w:t>
+      </w:r>
+      <w:r>
+        <w:t xml:space="preserve"> – удалить данные всех базы из базы данных модели. </w:t>
+      </w:r>
+    </w:p>
+    <w:p>
+      <w:pPr>
+        <w:pStyle w:val="a3"/>
+        <w:ind w:left="0"/>
+        <w:rPr>
+          <w:b/>
+          <w:bCs/>
+          <w:color w:val="FF0000"/>
+        </w:rPr>
+      </w:pPr>
+      <w:r>
+        <w:rPr>
+          <w:b/>
+          <w:bCs/>
+          <w:color w:val="FF0000"/>
+        </w:rPr>
+        <w:t>Важно: при удалении части данных или всех данных – модель будет продолжать работать, так как удаляются только данные, а не сама модель. Сама модель удаляется через кнопку «Сбросить обучение»</w:t>
+      </w:r>
+    </w:p>
+    <w:p>
+      <w:pPr>
+        <w:pStyle w:val="a3"/>
+        <w:ind w:left="0"/>
+        <w:rPr>
+          <w:b/>
+          <w:bCs/>
+        </w:rPr>
+      </w:pPr>
+    </w:p>
+    <w:p>
+      <w:pPr>
+        <w:pStyle w:val="a3"/>
+        <w:ind w:left="0"/>
+      </w:pPr>
+      <w:r>
+        <w:rPr>
+          <w:b/>
+          <w:bCs/>
+        </w:rPr>
+        <w:t>Обучать модель только по данным текущей базы</w:t>
+      </w:r>
+      <w:r>
+        <w:rPr>
+          <w:b/>
+          <w:bCs/>
+        </w:rPr>
+        <w:t xml:space="preserve"> – </w:t>
+      </w:r>
+      <w:r>
+        <w:t>если активировано</w:t>
+      </w:r>
+      <w:r>
+        <w:t>, то модель машинного обучения обучается на данных только текущей базы. Такая модель может лучше выполнять прогноз для распределений, уникальных для конкретной базы 1с, но общее качество прогноза у такой модели хуже, так как в обучении участвует меньшее количество данных</w:t>
       </w:r>
       <w:r>
         <w:t xml:space="preserve">. </w:t>
       </w:r>
       <w:r>
-        <w:rPr>
-          <w:b/>
-          <w:bCs/>
-          <w:color w:val="FF0000"/>
-        </w:rPr>
-        <w:t xml:space="preserve">Важно: работать с МПА можно только в случае, если статус </w:t>
-      </w:r>
-      <w:r>
-        <w:rPr>
-          <w:b/>
-          <w:bCs/>
-          <w:color w:val="FF0000"/>
-        </w:rPr>
-        <w:t xml:space="preserve">- </w:t>
-      </w:r>
-      <w:r>
-        <w:rPr>
-          <w:b/>
-          <w:bCs/>
-          <w:color w:val="FF0000"/>
-        </w:rPr>
-        <w:t>«Модель обучена».</w:t>
+        <w:t>Если не активировано, используется модель, которая использует для обучения данные, связанные со всеми базами. У такой модели лучше обобщающая способность и в целом лучшее качество прогнозирования.</w:t>
       </w:r>
     </w:p>
     <w:p>
       <w:pPr>
         <w:pStyle w:val="a3"/>
         <w:ind w:left="0"/>
-        <w:rPr>
-          <w:color w:val="FF0000"/>
-        </w:rPr>
-      </w:pPr>
-      <w:r>
-        <w:t xml:space="preserve">Также </w:t>
-      </w:r>
-      <w:r>
-        <w:t xml:space="preserve">если статус модели равен </w:t>
-      </w:r>
-      <w:r>
-        <w:t>«Модель обучена»</w:t>
-      </w:r>
-      <w:r>
-        <w:t xml:space="preserve">, </w:t>
-      </w:r>
-      <w:r>
-        <w:t xml:space="preserve">при получении статуса выводится информация о точности предсказания модели </w:t>
-      </w:r>
-      <w:r>
-        <w:t>в процентах.</w:t>
-      </w:r>
+      </w:pPr>
     </w:p>
     <w:p>
       <w:pPr>
         <w:pStyle w:val="a3"/>
         <w:ind w:left="0"/>
-        <w:rPr>
-          <w:b/>
-          <w:bCs/>
-          <w:color w:val="FF0000"/>
-        </w:rPr>
-      </w:pPr>
+      </w:pPr>
+      <w:r>
+        <w:rPr>
+          <w:b/>
+          <w:bCs/>
+        </w:rPr>
+        <w:t>Тип используемой модели</w:t>
+      </w:r>
+      <w:r>
+        <w:t xml:space="preserve"> – </w:t>
+      </w:r>
+      <w:r>
+        <w:t>в текущей версии до</w:t>
+      </w:r>
+      <w:r>
+        <w:t>ступно</w:t>
+      </w:r>
+      <w:r>
+        <w:t xml:space="preserve"> использование </w:t>
+      </w:r>
+      <w:r>
+        <w:t xml:space="preserve">только значение </w:t>
+      </w:r>
+      <w:r>
+        <w:t>«</w:t>
+      </w:r>
+      <w:r>
+        <w:rPr>
+          <w:lang w:val="en-US"/>
+        </w:rPr>
+        <w:t>Cat</w:t>
+      </w:r>
+      <w:r>
+        <w:t xml:space="preserve"> </w:t>
+      </w:r>
+      <w:r>
+        <w:rPr>
+          <w:lang w:val="en-US"/>
+        </w:rPr>
+        <w:t>boost</w:t>
+      </w:r>
+      <w:r>
+        <w:t>». У данной модели лучшее качество прогнозирование и обобщающая способность. Недостатком данной модели является большое время обучения (обычно несколько часов).</w:t>
+      </w:r>
+      <w:r>
+        <w:t xml:space="preserve"> Текстовая модель</w:t>
+      </w:r>
+      <w:r>
+        <w:t xml:space="preserve"> </w:t>
+      </w:r>
+      <w:r>
+        <w:rPr>
+          <w:lang w:val="en-US"/>
+        </w:rPr>
+        <w:t>FastText</w:t>
+      </w:r>
+      <w:r>
+        <w:t xml:space="preserve"> перед применением </w:t>
+      </w:r>
+      <w:r>
+        <w:rPr>
+          <w:lang w:val="en-US"/>
+        </w:rPr>
+        <w:t>CatBoost</w:t>
+      </w:r>
+      <w:r>
+        <w:t xml:space="preserve"> </w:t>
+      </w:r>
+      <w:r>
+        <w:t>применяется автоматически во всех сценариях, ее параметры задавать не нужно.</w:t>
+      </w:r>
     </w:p>
     <w:p>
       <w:pPr>
         <w:pStyle w:val="a3"/>
         <w:ind w:left="0"/>
       </w:pPr>
-      <w:r>
-        <w:rPr>
-          <w:b/>
-          <w:bCs/>
-        </w:rPr>
-        <w:t xml:space="preserve">Получить версию </w:t>
-      </w:r>
-      <w:r>
-        <w:t xml:space="preserve">– узнать версию модели на модуле </w:t>
-      </w:r>
-      <w:r>
-        <w:rPr>
-          <w:lang w:val="en-US"/>
-        </w:rPr>
-        <w:t>Python</w:t>
-      </w:r>
     </w:p>
     <w:p>
       <w:pPr>
         <w:pStyle w:val="a3"/>
         <w:ind w:left="0"/>
       </w:pPr>
+      <w:r>
+        <w:t>Параметры модели:</w:t>
+      </w:r>
     </w:p>
     <w:p>
       <w:pPr>
         <w:pStyle w:val="a3"/>
         <w:ind w:left="0"/>
-      </w:pPr>
-      <w:r>
-        <w:rPr>
-          <w:b/>
-          <w:bCs/>
-        </w:rPr>
-        <w:t xml:space="preserve">Сохранить данные базы </w:t>
-      </w:r>
-      <w:r>
-        <w:t>– сохранить данные текущей базы в базу данных для обучения модели. После этого статус модели смениться на «Были добавленные новые данные, следует переобучить модель». Чтобы новые данные попали в модель, следует заново запустить «Обучение модели».</w:t>
-      </w:r>
+        <w:rPr>
+          <w:b/>
+          <w:bCs/>
+        </w:rPr>
+      </w:pPr>
     </w:p>
     <w:p>
       <w:pPr>
         <w:pStyle w:val="a3"/>
         <w:ind w:left="0"/>
       </w:pPr>
+      <w:r>
+        <w:rPr>
+          <w:b/>
+          <w:bCs/>
+        </w:rPr>
+        <w:t>Глубина дерева</w:t>
+      </w:r>
+      <w:r>
+        <w:t xml:space="preserve"> – </w:t>
+      </w:r>
+      <w:r>
+        <w:t xml:space="preserve">значение по умолчанию – 8. </w:t>
+      </w:r>
+      <w:r>
+        <w:t xml:space="preserve">Помимо заданной пользователем глубины дерева алгоритм на сервере перебирает несколько значений и выбирает из них лучшее по точности на тестовой выборке. </w:t>
+      </w:r>
+      <w:r>
+        <w:t xml:space="preserve">Больше 8 или меньше 3-х не рекомендуется ставить из общего принципа построения ансамблей деревьев (сама суть метода состоит в комбинации многих простых </w:t>
+      </w:r>
+      <w:r>
+        <w:lastRenderedPageBreak/>
+        <w:t>деревьев, эта практика, как правило, дает самые лучшие значения по точности).</w:t>
+      </w:r>
+      <w:r>
+        <w:t xml:space="preserve"> Большая глубина обычно усложняет математику в ансамбле и приводит к увеличению времени обучения.</w:t>
+      </w:r>
     </w:p>
     <w:p>
       <w:pPr>
         <w:pStyle w:val="a3"/>
         <w:ind w:left="0"/>
       </w:pPr>
-      <w:r>
-        <w:rPr>
-          <w:b/>
-          <w:bCs/>
-        </w:rPr>
-        <w:t>Обучение модели</w:t>
-      </w:r>
-      <w:r>
-        <w:t xml:space="preserve"> – провести обучение модели.</w:t>
-      </w:r>
-      <w:r>
-        <w:t xml:space="preserve"> После успешного обучения статус модели смениться на «Модель обучена».</w:t>
-      </w:r>
     </w:p>
     <w:p>
       <w:pPr>
         <w:pStyle w:val="a3"/>
         <w:ind w:left="0"/>
       </w:pPr>
-    </w:p>
-    <w:p>
-      <w:pPr>
-        <w:pStyle w:val="a3"/>
-        <w:ind w:left="0"/>
-      </w:pPr>
-      <w:r>
-        <w:rPr>
-          <w:b/>
-          <w:bCs/>
-        </w:rPr>
-        <w:lastRenderedPageBreak/>
-        <w:t>Сбросить обучение</w:t>
-      </w:r>
-      <w:r>
-        <w:t xml:space="preserve"> – сбросить обучение модели. Это может быть необходимо, если в процессе обучения произошли какие-то ошибки в модели или появились проблемы со связью с сервером. </w:t>
-      </w:r>
-    </w:p>
-    <w:p>
-      <w:pPr>
-        <w:pStyle w:val="a3"/>
-        <w:ind w:left="0"/>
-      </w:pPr>
-    </w:p>
-    <w:p>
-      <w:pPr>
-        <w:pStyle w:val="a3"/>
-        <w:ind w:left="0"/>
-      </w:pPr>
-      <w:r>
-        <w:rPr>
-          <w:b/>
-          <w:bCs/>
-        </w:rPr>
-        <w:t>Удалить данные базы из</w:t>
-      </w:r>
-      <w:r>
-        <w:rPr>
-          <w:b/>
-          <w:bCs/>
-        </w:rPr>
-        <w:t xml:space="preserve"> модели</w:t>
-      </w:r>
-      <w:r>
-        <w:t xml:space="preserve"> – удалить данные текущей базы из базы данных модели. </w:t>
-      </w:r>
-      <w:r>
-        <w:t>Если в дальнейшем не требуется использование этих данных в модели, то следует переобучить модель.</w:t>
-      </w:r>
-    </w:p>
-    <w:p>
-      <w:pPr>
-        <w:pStyle w:val="a3"/>
-        <w:ind w:left="0"/>
-      </w:pPr>
-    </w:p>
-    <w:p>
-      <w:pPr>
-        <w:pStyle w:val="a3"/>
-        <w:ind w:left="0"/>
-      </w:pPr>
-      <w:r>
-        <w:rPr>
-          <w:b/>
-          <w:bCs/>
-        </w:rPr>
-        <w:t>Удалить данные всех баз из</w:t>
-      </w:r>
-      <w:r>
-        <w:rPr>
-          <w:b/>
-          <w:bCs/>
-        </w:rPr>
-        <w:t xml:space="preserve"> модели</w:t>
-      </w:r>
-      <w:r>
-        <w:t xml:space="preserve"> – удалить данные всех базы из базы данных модели. </w:t>
-      </w:r>
-    </w:p>
-    <w:p>
-      <w:pPr>
-        <w:pStyle w:val="a3"/>
-        <w:ind w:left="0"/>
-        <w:rPr>
-          <w:b/>
-          <w:bCs/>
-          <w:color w:val="FF0000"/>
-        </w:rPr>
-      </w:pPr>
-      <w:r>
-        <w:rPr>
-          <w:b/>
-          <w:bCs/>
-          <w:color w:val="FF0000"/>
-        </w:rPr>
-        <w:t>Важно: при удалении части данных или всех данных – модель будет продолжать работать, так как удаляются только данные, а не сама модель. Сама модель удаляется через кнопку «Сбросить обучение»</w:t>
-      </w:r>
-    </w:p>
-    <w:p>
-      <w:pPr>
-        <w:pStyle w:val="a3"/>
-        <w:ind w:left="0"/>
-      </w:pPr>
-      <w:r>
-        <w:rPr>
-          <w:b/>
-          <w:bCs/>
-        </w:rPr>
-        <w:t xml:space="preserve">Только новые распределения </w:t>
-      </w:r>
-      <w:r>
-        <w:rPr>
-          <w:b/>
-          <w:bCs/>
-        </w:rPr>
-        <w:t>–</w:t>
-      </w:r>
-      <w:r>
-        <w:rPr>
-          <w:b/>
-          <w:bCs/>
-        </w:rPr>
+      <w:r>
+        <w:rPr>
+          <w:b/>
+          <w:bCs/>
+        </w:rPr>
+        <w:t>Количество итераций</w:t>
+      </w:r>
+      <w:r>
+        <w:t xml:space="preserve"> –</w:t>
+      </w:r>
+      <w:r>
         <w:t xml:space="preserve"> </w:t>
       </w:r>
       <w:r>
-        <w:t xml:space="preserve">если активировано, то добавляет в базу данных только новые документы, которые были внесены в базу 1С после последнего сохранения всех данных. </w:t>
-      </w:r>
-    </w:p>
-    <w:p>
-      <w:pPr>
-        <w:pStyle w:val="a3"/>
-        <w:ind w:left="0"/>
-        <w:rPr>
-          <w:b/>
-          <w:bCs/>
-          <w:color w:val="FF0000"/>
-        </w:rPr>
-      </w:pPr>
-      <w:r>
-        <w:rPr>
-          <w:b/>
-          <w:bCs/>
-          <w:color w:val="FF0000"/>
-        </w:rPr>
-        <w:t xml:space="preserve">Важно: </w:t>
-      </w:r>
-      <w:r>
-        <w:rPr>
-          <w:b/>
-          <w:bCs/>
-          <w:color w:val="FF0000"/>
-        </w:rPr>
-        <w:t>при первой работе с моделью, до первого нажатия кнопки «Сохранить данные базы», функция «Только новые распределения» по умолчанию будет выключена. Как только пройдет первое сохранение всех данных, на окошке «Только новые распределения» появиться галочка – значит функция станет активна и при нажатии на кнопку «Сохранить данные базы» будут сохраняться только новые документы.</w:t>
-      </w:r>
-    </w:p>
-    <w:p>
-      <w:pPr>
-        <w:pStyle w:val="a3"/>
-        <w:ind w:left="0"/>
-        <w:rPr>
-          <w:b/>
-          <w:bCs/>
-        </w:rPr>
-      </w:pPr>
-    </w:p>
-    <w:p>
-      <w:pPr>
-        <w:pStyle w:val="a3"/>
-        <w:ind w:left="0"/>
-      </w:pPr>
-      <w:r>
-        <w:rPr>
-          <w:b/>
-          <w:bCs/>
-        </w:rPr>
-        <w:t>Обучать модель только по данным текущей базы</w:t>
-      </w:r>
-      <w:r>
-        <w:rPr>
-          <w:b/>
-          <w:bCs/>
-        </w:rPr>
-        <w:t xml:space="preserve"> – </w:t>
-      </w:r>
-      <w:r>
-        <w:t>если активировано</w:t>
-      </w:r>
-      <w:r>
-        <w:t>, то модель машинного обучения обучается на данных только текущей базы. Такая модель может лучше выполнять прогноз для распределений, уникальных для конкретной базы 1с, но общее качество прогноза у такой модели хуже, так как в обучении участвует меньшее количество данных</w:t>
+        <w:t>значение</w:t>
+      </w:r>
+      <w:r>
+        <w:t xml:space="preserve"> по умолчанию</w:t>
+      </w:r>
+      <w:r>
+        <w:t xml:space="preserve"> 30</w:t>
       </w:r>
       <w:r>
         <w:t xml:space="preserve">. </w:t>
       </w:r>
       <w:r>
-        <w:t>Если не активировано, используется модель, которая использует для обучения данные, связанные со всеми базами. У такой модели лучше обобщающая способность и в целом лучшее качество прогнозирования.</w:t>
-      </w:r>
-    </w:p>
-    <w:p>
-      <w:pPr>
-        <w:pStyle w:val="a3"/>
-        <w:ind w:left="0"/>
-      </w:pPr>
-    </w:p>
-    <w:p>
-      <w:pPr>
-        <w:pStyle w:val="a3"/>
-        <w:ind w:left="0"/>
-      </w:pPr>
-      <w:r>
-        <w:rPr>
-          <w:b/>
-          <w:bCs/>
-        </w:rPr>
-        <w:t>Тип используемой модели</w:t>
-      </w:r>
-      <w:r>
-        <w:t xml:space="preserve"> – </w:t>
-      </w:r>
-      <w:r>
-        <w:t>в текущей версии до</w:t>
-      </w:r>
-      <w:r>
-        <w:t>ступно</w:t>
-      </w:r>
-      <w:r>
-        <w:t xml:space="preserve"> использование </w:t>
-      </w:r>
-      <w:r>
-        <w:t xml:space="preserve">только значение </w:t>
-      </w:r>
-      <w:r>
-        <w:t>«</w:t>
-      </w:r>
-      <w:r>
-        <w:rPr>
-          <w:lang w:val="en-US"/>
-        </w:rPr>
-        <w:t>Cat</w:t>
-      </w:r>
-      <w:r>
-        <w:t xml:space="preserve"> </w:t>
-      </w:r>
-      <w:r>
-        <w:rPr>
-          <w:lang w:val="en-US"/>
-        </w:rPr>
-        <w:t>boost</w:t>
-      </w:r>
-      <w:r>
-        <w:t>». У данной модели лучшее качество прогнозирование и обобщающая способность. Недостатком данной модели является большое время обучения (обычно несколько часов).</w:t>
-      </w:r>
-    </w:p>
-    <w:p>
-      <w:pPr>
-        <w:pStyle w:val="a3"/>
-        <w:ind w:left="0"/>
-      </w:pPr>
-    </w:p>
-    <w:p>
-      <w:pPr>
-        <w:pStyle w:val="a3"/>
-        <w:ind w:left="0"/>
-      </w:pPr>
-      <w:r>
-        <w:t>Параметры модели:</w:t>
-      </w:r>
-    </w:p>
-    <w:p>
-      <w:pPr>
-        <w:pStyle w:val="a3"/>
-        <w:ind w:left="0"/>
-        <w:rPr>
-          <w:b/>
-          <w:bCs/>
-        </w:rPr>
-      </w:pPr>
-    </w:p>
-    <w:p>
-      <w:pPr>
-        <w:pStyle w:val="a3"/>
-        <w:ind w:left="0"/>
-      </w:pPr>
-      <w:r>
-        <w:rPr>
-          <w:b/>
-          <w:bCs/>
-        </w:rPr>
-        <w:t>Глубина дерева</w:t>
-      </w:r>
-      <w:r>
-        <w:t xml:space="preserve"> – </w:t>
-      </w:r>
-      <w:r>
-        <w:t>значение по умолчанию – 8. Не рекомендуется менять это значение в большом диапазоне. Большее значение соответствует более сложной модели</w:t>
-      </w:r>
-      <w:r>
-        <w:t xml:space="preserve">: качество предсказания повышается, но модель дольше обучается и потребляет больше памяти при обучении. </w:t>
-      </w:r>
-      <w:r>
-        <w:t xml:space="preserve">Значение, большее 8 может привести к зависанию в процессе обучении. </w:t>
-      </w:r>
-      <w:r>
-        <w:t>Меньшее значение – более простая модель</w:t>
-      </w:r>
-      <w:r>
-        <w:t xml:space="preserve">, качество предсказания ниже, </w:t>
-      </w:r>
-      <w:r>
-        <w:t>меньше потребление памяти, более быстрое обучение.</w:t>
-      </w:r>
-    </w:p>
-    <w:p>
-      <w:pPr>
-        <w:pStyle w:val="a3"/>
-        <w:ind w:left="0"/>
-      </w:pPr>
-    </w:p>
-    <w:p>
-      <w:pPr>
-        <w:pStyle w:val="a3"/>
-        <w:ind w:left="0"/>
-      </w:pPr>
-      <w:r>
-        <w:rPr>
-          <w:b/>
-          <w:bCs/>
-        </w:rPr>
-        <w:t>Количество итераций</w:t>
-      </w:r>
-      <w:r>
-        <w:t xml:space="preserve"> – </w:t>
-      </w:r>
-      <w:r>
-        <w:t>рекомендуется использовать значение 30</w:t>
-      </w:r>
-      <w:r>
-        <w:t xml:space="preserve">. </w:t>
-      </w:r>
-      <w:r>
-        <w:t>Большее значение приводит к более долгому обучению, но при этом возрастает качество предсказания</w:t>
-      </w:r>
-      <w:r>
-        <w:t>. Потребление памяти при этом не увеличивается.</w:t>
+        <w:t xml:space="preserve">Это число деревьев в ансамбле. Алгоритм на сервере также перебирает несколько значений, в т.ч. указанное пользователем, и сохраняет только модель с лучшими параметрами. </w:t>
+      </w:r>
+      <w:r>
+        <w:t>Принцип тот же: большее значение ведет к большему числу деревьев, что может привести к лучшей точности и потребует больше времени.</w:t>
       </w:r>
     </w:p>
     <w:p>
@@ -3264,7 +3157,7 @@
 </file>
 
 <file path=word/numbering.xml><?xml version="1.0" encoding="utf-8"?>
-<w:numbering xmlns:wpc="http://schemas.microsoft.com/office/word/2010/wordprocessingCanvas" xmlns:cx="http://schemas.microsoft.com/office/drawing/2014/chartex" xmlns:cx1="http://schemas.microsoft.com/office/drawing/2015/9/8/chartex" xmlns:cx2="http://schemas.microsoft.com/office/drawing/2015/10/21/chartex" xmlns:cx3="http://schemas.microsoft.com/office/drawing/2016/5/9/chartex" xmlns:cx4="http://schemas.microsoft.com/office/drawing/2016/5/10/chartex" xmlns:cx5="http://schemas.microsoft.com/office/drawing/2016/5/11/chartex" xmlns:cx6="http://schemas.microsoft.com/office/drawing/2016/5/12/chartex" xmlns:cx7="http://schemas.microsoft.com/office/drawing/2016/5/13/chartex" xmlns:cx8="http://schemas.microsoft.com/office/drawing/2016/5/14/chartex" xmlns:mc="http://schemas.openxmlformats.org/markup-compatibility/2006" xmlns:aink="http://schemas.microsoft.com/office/drawing/2016/ink" xmlns:am3d="http://schemas.microsoft.com/office/drawing/2017/model3d" xmlns:o="urn:schemas-microsoft-com:office:office" xmlns:oel="http://schemas.microsoft.com/office/2019/extlst" xmlns:r="http://schemas.openxmlformats.org/officeDocument/2006/relationships" xmlns:m="http://schemas.openxmlformats.org/officeDocument/2006/math" xmlns:v="urn:schemas-microsoft-com:vml" xmlns:wp14="http://schemas.microsoft.com/office/word/2010/wordprocessingDrawing" xmlns:wp="http://schemas.openxmlformats.org/drawingml/2006/wordprocessingDrawing" xmlns:w10="urn:schemas-microsoft-com:office:word" xmlns:w="http://schemas.openxmlformats.org/wordprocessingml/2006/main" xmlns:w14="http://schemas.microsoft.com/office/word/2010/wordml" xmlns:w15="http://schemas.microsoft.com/office/word/2012/wordml" xmlns:w16cex="http://schemas.microsoft.com/office/word/2018/wordml/cex" xmlns:w16cid="http://schemas.microsoft.com/office/word/2016/wordml/cid" xmlns:w16="http://schemas.microsoft.com/office/word/2018/wordml" xmlns:w16du="http://schemas.microsoft.com/office/word/2023/wordml/word16du" xmlns:w16sdtdh="http://schemas.microsoft.com/office/word/2020/wordml/sdtdatahash" xmlns:w16sdtfl="http://schemas.microsoft.com/office/word/2024/wordml/sdtformatlock" xmlns:w16se="http://schemas.microsoft.com/office/word/2015/wordml/symex" xmlns:wpg="http://schemas.microsoft.com/office/word/2010/wordprocessingGroup" xmlns:wpi="http://schemas.microsoft.com/office/word/2010/wordprocessingInk" xmlns:wne="http://schemas.microsoft.com/office/word/2006/wordml" xmlns:wps="http://schemas.microsoft.com/office/word/2010/wordprocessingShape" mc:Ignorable="w14 w15 w16se w16cid w16 w16cex w16sdtdh w16sdtfl w16du wp14">
+<w:numbering xmlns:wpc="http://schemas.microsoft.com/office/word/2010/wordprocessingCanvas" xmlns:cx="http://schemas.microsoft.com/office/drawing/2014/chartex" xmlns:cx1="http://schemas.microsoft.com/office/drawing/2015/9/8/chartex" xmlns:cx2="http://schemas.microsoft.com/office/drawing/2015/10/21/chartex" xmlns:cx3="http://schemas.microsoft.com/office/drawing/2016/5/9/chartex" xmlns:cx4="http://schemas.microsoft.com/office/drawing/2016/5/10/chartex" xmlns:cx5="http://schemas.microsoft.com/office/drawing/2016/5/11/chartex" xmlns:cx6="http://schemas.microsoft.com/office/drawing/2016/5/12/chartex" xmlns:cx7="http://schemas.microsoft.com/office/drawing/2016/5/13/chartex" xmlns:cx8="http://schemas.microsoft.com/office/drawing/2016/5/14/chartex" xmlns:mc="http://schemas.openxmlformats.org/markup-compatibility/2006" xmlns:aink="http://schemas.microsoft.com/office/drawing/2016/ink" xmlns:am3d="http://schemas.microsoft.com/office/drawing/2017/model3d" xmlns:o="urn:schemas-microsoft-com:office:office" xmlns:r="http://schemas.openxmlformats.org/officeDocument/2006/relationships" xmlns:m="http://schemas.openxmlformats.org/officeDocument/2006/math" xmlns:v="urn:schemas-microsoft-com:vml" xmlns:wp14="http://schemas.microsoft.com/office/word/2010/wordprocessingDrawing" xmlns:wp="http://schemas.openxmlformats.org/drawingml/2006/wordprocessingDrawing" xmlns:w10="urn:schemas-microsoft-com:office:word" xmlns:w="http://schemas.openxmlformats.org/wordprocessingml/2006/main" xmlns:w14="http://schemas.microsoft.com/office/word/2010/wordml" xmlns:w15="http://schemas.microsoft.com/office/word/2012/wordml" xmlns:w16cex="http://schemas.microsoft.com/office/word/2018/wordml/cex" xmlns:w16cid="http://schemas.microsoft.com/office/word/2016/wordml/cid" xmlns:w16="http://schemas.microsoft.com/office/word/2018/wordml" xmlns:w16sdtdh="http://schemas.microsoft.com/office/word/2020/wordml/sdtdatahash" xmlns:w16se="http://schemas.microsoft.com/office/word/2015/wordml/symex" xmlns:wpg="http://schemas.microsoft.com/office/word/2010/wordprocessingGroup" xmlns:wpi="http://schemas.microsoft.com/office/word/2010/wordprocessingInk" xmlns:wne="http://schemas.microsoft.com/office/word/2006/wordml" xmlns:wps="http://schemas.microsoft.com/office/word/2010/wordprocessingShape" mc:Ignorable="w14 w15 w16se w16cid w16 w16cex w16sdtdh wp14">
   <w:abstractNum w:abstractNumId="0" w15:restartNumberingAfterBreak="0">
     <w:nsid w:val="05F245DC"/>
     <w:multiLevelType w:val="hybridMultilevel"/>
@@ -4445,47 +4338,47 @@
       </w:rPr>
     </w:lvl>
   </w:abstractNum>
-  <w:num w:numId="1" w16cid:durableId="1638875611">
+  <w:num w:numId="1">
     <w:abstractNumId w:val="5"/>
   </w:num>
-  <w:num w:numId="2" w16cid:durableId="901216677">
+  <w:num w:numId="2">
     <w:abstractNumId w:val="4"/>
   </w:num>
-  <w:num w:numId="3" w16cid:durableId="906382699">
+  <w:num w:numId="3">
     <w:abstractNumId w:val="7"/>
   </w:num>
-  <w:num w:numId="4" w16cid:durableId="419064968">
+  <w:num w:numId="4">
     <w:abstractNumId w:val="0"/>
   </w:num>
-  <w:num w:numId="5" w16cid:durableId="730232062">
+  <w:num w:numId="5">
     <w:abstractNumId w:val="10"/>
   </w:num>
-  <w:num w:numId="6" w16cid:durableId="721292533">
+  <w:num w:numId="6">
     <w:abstractNumId w:val="6"/>
   </w:num>
-  <w:num w:numId="7" w16cid:durableId="86774596">
+  <w:num w:numId="7">
     <w:abstractNumId w:val="11"/>
   </w:num>
-  <w:num w:numId="8" w16cid:durableId="1220946634">
+  <w:num w:numId="8">
     <w:abstractNumId w:val="1"/>
   </w:num>
-  <w:num w:numId="9" w16cid:durableId="1273396442">
+  <w:num w:numId="9">
     <w:abstractNumId w:val="3"/>
   </w:num>
-  <w:num w:numId="10" w16cid:durableId="630138391">
+  <w:num w:numId="10">
     <w:abstractNumId w:val="8"/>
   </w:num>
-  <w:num w:numId="11" w16cid:durableId="1525679530">
+  <w:num w:numId="11">
     <w:abstractNumId w:val="9"/>
   </w:num>
-  <w:num w:numId="12" w16cid:durableId="1788157612">
+  <w:num w:numId="12">
     <w:abstractNumId w:val="2"/>
   </w:num>
 </w:numbering>
 </file>
 
 <file path=word/styles.xml><?xml version="1.0" encoding="utf-8"?>
-<w:styles xmlns:mc="http://schemas.openxmlformats.org/markup-compatibility/2006" xmlns:r="http://schemas.openxmlformats.org/officeDocument/2006/relationships" xmlns:w="http://schemas.openxmlformats.org/wordprocessingml/2006/main" xmlns:w14="http://schemas.microsoft.com/office/word/2010/wordml" xmlns:w15="http://schemas.microsoft.com/office/word/2012/wordml" xmlns:w16cex="http://schemas.microsoft.com/office/word/2018/wordml/cex" xmlns:w16cid="http://schemas.microsoft.com/office/word/2016/wordml/cid" xmlns:w16="http://schemas.microsoft.com/office/word/2018/wordml" xmlns:w16du="http://schemas.microsoft.com/office/word/2023/wordml/word16du" xmlns:w16sdtdh="http://schemas.microsoft.com/office/word/2020/wordml/sdtdatahash" xmlns:w16sdtfl="http://schemas.microsoft.com/office/word/2024/wordml/sdtformatlock" xmlns:w16se="http://schemas.microsoft.com/office/word/2015/wordml/symex" mc:Ignorable="w14 w15 w16se w16cid w16 w16cex w16sdtdh w16sdtfl w16du">
+<w:styles xmlns:mc="http://schemas.openxmlformats.org/markup-compatibility/2006" xmlns:r="http://schemas.openxmlformats.org/officeDocument/2006/relationships" xmlns:w="http://schemas.openxmlformats.org/wordprocessingml/2006/main" xmlns:w14="http://schemas.microsoft.com/office/word/2010/wordml" xmlns:w15="http://schemas.microsoft.com/office/word/2012/wordml" xmlns:w16cex="http://schemas.microsoft.com/office/word/2018/wordml/cex" xmlns:w16cid="http://schemas.microsoft.com/office/word/2016/wordml/cid" xmlns:w16="http://schemas.microsoft.com/office/word/2018/wordml" xmlns:w16sdtdh="http://schemas.microsoft.com/office/word/2020/wordml/sdtdatahash" xmlns:w16se="http://schemas.microsoft.com/office/word/2015/wordml/symex" mc:Ignorable="w14 w15 w16se w16cid w16 w16cex w16sdtdh">
   <w:docDefaults>
     <w:rPrDefault>
       <w:rPr>
